--- a/docs/answers/as-multivariateimplicitdifferentiation.docx
+++ b/docs/answers/as-multivariateimplicitdifferentiation.docx
@@ -52,7 +52,7 @@
         </w:rPr>
         <w:t xml:space="preserve"> </w:t>
       </w:r>
-      <w:hyperlink r:id="rId20">
+      <w:hyperlink r:id="rId9">
         <w:r>
           <w:rPr>
             <w:rStyle w:val="Hyperlink"/>
@@ -82,7 +82,7 @@
         <w:t xml:space="preserve">Please attempt the questions before reading these answers!</w:t>
       </w:r>
     </w:p>
-    <w:bookmarkStart w:id="23" w:name="answers"/>
+    <w:bookmarkStart w:id="12" w:name="answers"/>
     <w:p>
       <w:pPr>
         <w:pStyle w:val="Heading2"/>
@@ -91,7 +91,7 @@
         <w:t xml:space="preserve">Answers</w:t>
       </w:r>
     </w:p>
-    <w:bookmarkStart w:id="21" w:name="q1"/>
+    <w:bookmarkStart w:id="10" w:name="q1"/>
     <w:p>
       <w:pPr>
         <w:pStyle w:val="Heading3"/>
@@ -362,30 +362,32 @@
         <m:r>
           <m:t>x</m:t>
         </m:r>
+        <m:r>
+          <m:rPr>
+            <m:sty m:val="p"/>
+          </m:rPr>
+          <m:t>(</m:t>
+        </m:r>
+        <m:r>
+          <m:t>y</m:t>
+        </m:r>
+        <m:r>
+          <m:rPr>
+            <m:sty m:val="p"/>
+          </m:rPr>
+          <m:t>−</m:t>
+        </m:r>
+        <m:r>
+          <m:t>1</m:t>
+        </m:r>
         <m:sSup>
           <m:e>
-            <m:d>
-              <m:dPr>
-                <m:begChr m:val="("/>
-                <m:sepChr m:val=""/>
-                <m:endChr m:val=")"/>
-                <m:grow/>
-              </m:dPr>
-              <m:e>
-                <m:r>
-                  <m:t>y</m:t>
-                </m:r>
-                <m:r>
-                  <m:rPr>
-                    <m:sty m:val="p"/>
-                  </m:rPr>
-                  <m:t>−</m:t>
-                </m:r>
-                <m:r>
-                  <m:t>1</m:t>
-                </m:r>
-              </m:e>
-            </m:d>
+            <m:r>
+              <m:rPr>
+                <m:sty m:val="p"/>
+              </m:rPr>
+              <m:t>)</m:t>
+            </m:r>
           </m:e>
           <m:sup>
             <m:r>
@@ -465,22 +467,24 @@
               </m:rPr>
               <m:t>cos</m:t>
             </m:r>
-            <m:d>
-              <m:dPr>
-                <m:begChr m:val="("/>
-                <m:sepChr m:val=""/>
-                <m:endChr m:val=")"/>
-                <m:grow/>
-              </m:dPr>
-              <m:e>
-                <m:r>
-                  <m:t>x</m:t>
-                </m:r>
-                <m:r>
-                  <m:t>y</m:t>
-                </m:r>
-              </m:e>
-            </m:d>
+            <m:r>
+              <m:rPr>
+                <m:sty m:val="p"/>
+              </m:rPr>
+              <m:t>(</m:t>
+            </m:r>
+            <m:r>
+              <m:t>x</m:t>
+            </m:r>
+            <m:r>
+              <m:t>y</m:t>
+            </m:r>
+            <m:r>
+              <m:rPr>
+                <m:sty m:val="p"/>
+              </m:rPr>
+              <m:t>)</m:t>
+            </m:r>
             <m:r>
               <m:rPr>
                 <m:sty m:val="p"/>
@@ -501,22 +505,24 @@
               </m:rPr>
               <m:t>cos</m:t>
             </m:r>
-            <m:d>
-              <m:dPr>
-                <m:begChr m:val="("/>
-                <m:sepChr m:val=""/>
-                <m:endChr m:val=")"/>
-                <m:grow/>
-              </m:dPr>
-              <m:e>
-                <m:r>
-                  <m:t>x</m:t>
-                </m:r>
-                <m:r>
-                  <m:t>y</m:t>
-                </m:r>
-              </m:e>
-            </m:d>
+            <m:r>
+              <m:rPr>
+                <m:sty m:val="p"/>
+              </m:rPr>
+              <m:t>(</m:t>
+            </m:r>
+            <m:r>
+              <m:t>x</m:t>
+            </m:r>
+            <m:r>
+              <m:t>y</m:t>
+            </m:r>
+            <m:r>
+              <m:rPr>
+                <m:sty m:val="p"/>
+              </m:rPr>
+              <m:t>)</m:t>
+            </m:r>
             <m:r>
               <m:rPr>
                 <m:sty m:val="p"/>
@@ -907,46 +913,48 @@
         <m:r>
           <m:t>2</m:t>
         </m:r>
-        <m:d>
-          <m:dPr>
-            <m:begChr m:val="("/>
-            <m:sepChr m:val=""/>
-            <m:endChr m:val=")"/>
-            <m:grow/>
-          </m:dPr>
+        <m:r>
+          <m:rPr>
+            <m:sty m:val="p"/>
+          </m:rPr>
+          <m:t>(</m:t>
+        </m:r>
+        <m:sSup>
           <m:e>
-            <m:sSup>
-              <m:e>
-                <m:r>
-                  <m:t>x</m:t>
-                </m:r>
-              </m:e>
-              <m:sup>
-                <m:r>
-                  <m:t>2</m:t>
-                </m:r>
-              </m:sup>
-            </m:sSup>
-            <m:r>
-              <m:rPr>
-                <m:sty m:val="p"/>
-              </m:rPr>
-              <m:t>+</m:t>
-            </m:r>
-            <m:sSup>
-              <m:e>
-                <m:r>
-                  <m:t>y</m:t>
-                </m:r>
-              </m:e>
-              <m:sup>
-                <m:r>
-                  <m:t>2</m:t>
-                </m:r>
-              </m:sup>
-            </m:sSup>
+            <m:r>
+              <m:t>x</m:t>
+            </m:r>
           </m:e>
-        </m:d>
+          <m:sup>
+            <m:r>
+              <m:t>2</m:t>
+            </m:r>
+          </m:sup>
+        </m:sSup>
+        <m:r>
+          <m:rPr>
+            <m:sty m:val="p"/>
+          </m:rPr>
+          <m:t>+</m:t>
+        </m:r>
+        <m:sSup>
+          <m:e>
+            <m:r>
+              <m:t>y</m:t>
+            </m:r>
+          </m:e>
+          <m:sup>
+            <m:r>
+              <m:t>2</m:t>
+            </m:r>
+          </m:sup>
+        </m:sSup>
+        <m:r>
+          <m:rPr>
+            <m:sty m:val="p"/>
+          </m:rPr>
+          <m:t>)</m:t>
+        </m:r>
       </m:oMath>
       <w:r>
         <w:t xml:space="preserve">.</w:t>
@@ -1013,22 +1021,24 @@
               </m:rPr>
               <m:t>sin</m:t>
             </m:r>
-            <m:d>
-              <m:dPr>
-                <m:begChr m:val="("/>
-                <m:sepChr m:val=""/>
-                <m:endChr m:val=")"/>
-                <m:grow/>
-              </m:dPr>
-              <m:e>
-                <m:r>
-                  <m:t>x</m:t>
-                </m:r>
-                <m:r>
-                  <m:t>y</m:t>
-                </m:r>
-              </m:e>
-            </m:d>
+            <m:r>
+              <m:rPr>
+                <m:sty m:val="p"/>
+              </m:rPr>
+              <m:t>(</m:t>
+            </m:r>
+            <m:r>
+              <m:t>x</m:t>
+            </m:r>
+            <m:r>
+              <m:t>y</m:t>
+            </m:r>
+            <m:r>
+              <m:rPr>
+                <m:sty m:val="p"/>
+              </m:rPr>
+              <m:t>)</m:t>
+            </m:r>
             <m:r>
               <m:rPr>
                 <m:sty m:val="p"/>
@@ -1070,22 +1080,24 @@
               </m:rPr>
               <m:t>sin</m:t>
             </m:r>
-            <m:d>
-              <m:dPr>
-                <m:begChr m:val="("/>
-                <m:sepChr m:val=""/>
-                <m:endChr m:val=")"/>
-                <m:grow/>
-              </m:dPr>
-              <m:e>
-                <m:r>
-                  <m:t>x</m:t>
-                </m:r>
-                <m:r>
-                  <m:t>y</m:t>
-                </m:r>
-              </m:e>
-            </m:d>
+            <m:r>
+              <m:rPr>
+                <m:sty m:val="p"/>
+              </m:rPr>
+              <m:t>(</m:t>
+            </m:r>
+            <m:r>
+              <m:t>x</m:t>
+            </m:r>
+            <m:r>
+              <m:t>y</m:t>
+            </m:r>
+            <m:r>
+              <m:rPr>
+                <m:sty m:val="p"/>
+              </m:rPr>
+              <m:t>)</m:t>
+            </m:r>
           </m:den>
         </m:f>
       </m:oMath>
@@ -1154,19 +1166,21 @@
               </m:rPr>
               <m:t>sin</m:t>
             </m:r>
-            <m:d>
-              <m:dPr>
-                <m:begChr m:val="("/>
-                <m:sepChr m:val=""/>
-                <m:endChr m:val=")"/>
-                <m:grow/>
-              </m:dPr>
-              <m:e>
-                <m:r>
-                  <m:t>x</m:t>
-                </m:r>
-              </m:e>
-            </m:d>
+            <m:r>
+              <m:rPr>
+                <m:sty m:val="p"/>
+              </m:rPr>
+              <m:t>(</m:t>
+            </m:r>
+            <m:r>
+              <m:t>x</m:t>
+            </m:r>
+            <m:r>
+              <m:rPr>
+                <m:sty m:val="p"/>
+              </m:rPr>
+              <m:t>)</m:t>
+            </m:r>
             <m:r>
               <m:rPr>
                 <m:sty m:val="p"/>
@@ -1179,19 +1193,21 @@
               </m:rPr>
               <m:t>sin</m:t>
             </m:r>
-            <m:d>
-              <m:dPr>
-                <m:begChr m:val="("/>
-                <m:sepChr m:val=""/>
-                <m:endChr m:val=")"/>
-                <m:grow/>
-              </m:dPr>
-              <m:e>
-                <m:r>
-                  <m:t>y</m:t>
-                </m:r>
-              </m:e>
-            </m:d>
+            <m:r>
+              <m:rPr>
+                <m:sty m:val="p"/>
+              </m:rPr>
+              <m:t>(</m:t>
+            </m:r>
+            <m:r>
+              <m:t>y</m:t>
+            </m:r>
+            <m:r>
+              <m:rPr>
+                <m:sty m:val="p"/>
+              </m:rPr>
+              <m:t>)</m:t>
+            </m:r>
           </m:num>
           <m:den>
             <m:r>
@@ -1203,19 +1219,21 @@
               </m:rPr>
               <m:t>cos</m:t>
             </m:r>
-            <m:d>
-              <m:dPr>
-                <m:begChr m:val="("/>
-                <m:sepChr m:val=""/>
-                <m:endChr m:val=")"/>
-                <m:grow/>
-              </m:dPr>
-              <m:e>
-                <m:r>
-                  <m:t>y</m:t>
-                </m:r>
-              </m:e>
-            </m:d>
+            <m:r>
+              <m:rPr>
+                <m:sty m:val="p"/>
+              </m:rPr>
+              <m:t>(</m:t>
+            </m:r>
+            <m:r>
+              <m:t>y</m:t>
+            </m:r>
+            <m:r>
+              <m:rPr>
+                <m:sty m:val="p"/>
+              </m:rPr>
+              <m:t>)</m:t>
+            </m:r>
             <m:r>
               <m:rPr>
                 <m:sty m:val="p"/>
@@ -1228,19 +1246,21 @@
               </m:rPr>
               <m:t>cos</m:t>
             </m:r>
-            <m:d>
-              <m:dPr>
-                <m:begChr m:val="("/>
-                <m:sepChr m:val=""/>
-                <m:endChr m:val=")"/>
-                <m:grow/>
-              </m:dPr>
-              <m:e>
-                <m:r>
-                  <m:t>x</m:t>
-                </m:r>
-              </m:e>
-            </m:d>
+            <m:r>
+              <m:rPr>
+                <m:sty m:val="p"/>
+              </m:rPr>
+              <m:t>(</m:t>
+            </m:r>
+            <m:r>
+              <m:t>x</m:t>
+            </m:r>
+            <m:r>
+              <m:rPr>
+                <m:sty m:val="p"/>
+              </m:rPr>
+              <m:t>)</m:t>
+            </m:r>
           </m:den>
         </m:f>
       </m:oMath>
@@ -1732,8 +1752,8 @@
         <w:t xml:space="preserve">.</w:t>
       </w:r>
     </w:p>
-    <w:bookmarkEnd w:id="21"/>
-    <w:bookmarkStart w:id="22" w:name="q2"/>
+    <w:bookmarkEnd w:id="10"/>
+    <w:bookmarkStart w:id="11" w:name="q2"/>
     <w:p>
       <w:pPr>
         <w:pStyle w:val="Heading3"/>
@@ -2538,22 +2558,24 @@
               </m:rPr>
               <m:t>cos</m:t>
             </m:r>
-            <m:d>
-              <m:dPr>
-                <m:begChr m:val="("/>
-                <m:sepChr m:val=""/>
-                <m:endChr m:val=")"/>
-                <m:grow/>
-              </m:dPr>
-              <m:e>
-                <m:r>
-                  <m:t>x</m:t>
-                </m:r>
-                <m:r>
-                  <m:t>z</m:t>
-                </m:r>
-              </m:e>
-            </m:d>
+            <m:r>
+              <m:rPr>
+                <m:sty m:val="p"/>
+              </m:rPr>
+              <m:t>(</m:t>
+            </m:r>
+            <m:r>
+              <m:t>x</m:t>
+            </m:r>
+            <m:r>
+              <m:t>z</m:t>
+            </m:r>
+            <m:r>
+              <m:rPr>
+                <m:sty m:val="p"/>
+              </m:rPr>
+              <m:t>)</m:t>
+            </m:r>
           </m:num>
           <m:den>
             <m:r>
@@ -2565,22 +2587,24 @@
               </m:rPr>
               <m:t>cos</m:t>
             </m:r>
-            <m:d>
-              <m:dPr>
-                <m:begChr m:val="("/>
-                <m:sepChr m:val=""/>
-                <m:endChr m:val=")"/>
-                <m:grow/>
-              </m:dPr>
-              <m:e>
-                <m:r>
-                  <m:t>x</m:t>
-                </m:r>
-                <m:r>
-                  <m:t>z</m:t>
-                </m:r>
-              </m:e>
-            </m:d>
+            <m:r>
+              <m:rPr>
+                <m:sty m:val="p"/>
+              </m:rPr>
+              <m:t>(</m:t>
+            </m:r>
+            <m:r>
+              <m:t>x</m:t>
+            </m:r>
+            <m:r>
+              <m:t>z</m:t>
+            </m:r>
+            <m:r>
+              <m:rPr>
+                <m:sty m:val="p"/>
+              </m:rPr>
+              <m:t>)</m:t>
+            </m:r>
             <m:r>
               <m:rPr>
                 <m:sty m:val="p"/>
@@ -2596,22 +2620,24 @@
               </m:rPr>
               <m:t>sin</m:t>
             </m:r>
-            <m:d>
-              <m:dPr>
-                <m:begChr m:val="("/>
-                <m:sepChr m:val=""/>
-                <m:endChr m:val=")"/>
-                <m:grow/>
-              </m:dPr>
-              <m:e>
-                <m:r>
-                  <m:t>y</m:t>
-                </m:r>
-                <m:r>
-                  <m:t>z</m:t>
-                </m:r>
-              </m:e>
-            </m:d>
+            <m:r>
+              <m:rPr>
+                <m:sty m:val="p"/>
+              </m:rPr>
+              <m:t>(</m:t>
+            </m:r>
+            <m:r>
+              <m:t>y</m:t>
+            </m:r>
+            <m:r>
+              <m:t>z</m:t>
+            </m:r>
+            <m:r>
+              <m:rPr>
+                <m:sty m:val="p"/>
+              </m:rPr>
+              <m:t>)</m:t>
+            </m:r>
           </m:den>
         </m:f>
       </m:oMath>
@@ -2672,22 +2698,24 @@
               </m:rPr>
               <m:t>sin</m:t>
             </m:r>
-            <m:d>
-              <m:dPr>
-                <m:begChr m:val="("/>
-                <m:sepChr m:val=""/>
-                <m:endChr m:val=")"/>
-                <m:grow/>
-              </m:dPr>
-              <m:e>
-                <m:r>
-                  <m:t>y</m:t>
-                </m:r>
-                <m:r>
-                  <m:t>z</m:t>
-                </m:r>
-              </m:e>
-            </m:d>
+            <m:r>
+              <m:rPr>
+                <m:sty m:val="p"/>
+              </m:rPr>
+              <m:t>(</m:t>
+            </m:r>
+            <m:r>
+              <m:t>y</m:t>
+            </m:r>
+            <m:r>
+              <m:t>z</m:t>
+            </m:r>
+            <m:r>
+              <m:rPr>
+                <m:sty m:val="p"/>
+              </m:rPr>
+              <m:t>)</m:t>
+            </m:r>
           </m:num>
           <m:den>
             <m:r>
@@ -2699,22 +2727,24 @@
               </m:rPr>
               <m:t>cos</m:t>
             </m:r>
-            <m:d>
-              <m:dPr>
-                <m:begChr m:val="("/>
-                <m:sepChr m:val=""/>
-                <m:endChr m:val=")"/>
-                <m:grow/>
-              </m:dPr>
-              <m:e>
-                <m:r>
-                  <m:t>x</m:t>
-                </m:r>
-                <m:r>
-                  <m:t>z</m:t>
-                </m:r>
-              </m:e>
-            </m:d>
+            <m:r>
+              <m:rPr>
+                <m:sty m:val="p"/>
+              </m:rPr>
+              <m:t>(</m:t>
+            </m:r>
+            <m:r>
+              <m:t>x</m:t>
+            </m:r>
+            <m:r>
+              <m:t>z</m:t>
+            </m:r>
+            <m:r>
+              <m:rPr>
+                <m:sty m:val="p"/>
+              </m:rPr>
+              <m:t>)</m:t>
+            </m:r>
             <m:r>
               <m:rPr>
                 <m:sty m:val="p"/>
@@ -2730,22 +2760,24 @@
               </m:rPr>
               <m:t>sin</m:t>
             </m:r>
-            <m:d>
-              <m:dPr>
-                <m:begChr m:val="("/>
-                <m:sepChr m:val=""/>
-                <m:endChr m:val=")"/>
-                <m:grow/>
-              </m:dPr>
-              <m:e>
-                <m:r>
-                  <m:t>y</m:t>
-                </m:r>
-                <m:r>
-                  <m:t>z</m:t>
-                </m:r>
-              </m:e>
-            </m:d>
+            <m:r>
+              <m:rPr>
+                <m:sty m:val="p"/>
+              </m:rPr>
+              <m:t>(</m:t>
+            </m:r>
+            <m:r>
+              <m:t>y</m:t>
+            </m:r>
+            <m:r>
+              <m:t>z</m:t>
+            </m:r>
+            <m:r>
+              <m:rPr>
+                <m:sty m:val="p"/>
+              </m:rPr>
+              <m:t>)</m:t>
+            </m:r>
           </m:den>
         </m:f>
       </m:oMath>
@@ -3212,46 +3244,48 @@
                 </m:r>
               </m:sup>
             </m:sSup>
-            <m:d>
-              <m:dPr>
-                <m:begChr m:val="("/>
-                <m:sepChr m:val=""/>
-                <m:endChr m:val=")"/>
-                <m:grow/>
-              </m:dPr>
+            <m:r>
+              <m:rPr>
+                <m:sty m:val="p"/>
+              </m:rPr>
+              <m:t>(</m:t>
+            </m:r>
+            <m:sSup>
               <m:e>
-                <m:sSup>
-                  <m:e>
-                    <m:r>
-                      <m:t>x</m:t>
-                    </m:r>
-                  </m:e>
-                  <m:sup>
-                    <m:r>
-                      <m:t>2</m:t>
-                    </m:r>
-                  </m:sup>
-                </m:sSup>
-                <m:r>
-                  <m:rPr>
-                    <m:sty m:val="p"/>
-                  </m:rPr>
-                  <m:t>+</m:t>
-                </m:r>
-                <m:sSup>
-                  <m:e>
-                    <m:r>
-                      <m:t>y</m:t>
-                    </m:r>
-                  </m:e>
-                  <m:sup>
-                    <m:r>
-                      <m:t>2</m:t>
-                    </m:r>
-                  </m:sup>
-                </m:sSup>
+                <m:r>
+                  <m:t>x</m:t>
+                </m:r>
               </m:e>
-            </m:d>
+              <m:sup>
+                <m:r>
+                  <m:t>2</m:t>
+                </m:r>
+              </m:sup>
+            </m:sSup>
+            <m:r>
+              <m:rPr>
+                <m:sty m:val="p"/>
+              </m:rPr>
+              <m:t>+</m:t>
+            </m:r>
+            <m:sSup>
+              <m:e>
+                <m:r>
+                  <m:t>y</m:t>
+                </m:r>
+              </m:e>
+              <m:sup>
+                <m:r>
+                  <m:t>2</m:t>
+                </m:r>
+              </m:sup>
+            </m:sSup>
+            <m:r>
+              <m:rPr>
+                <m:sty m:val="p"/>
+              </m:rPr>
+              <m:t>)</m:t>
+            </m:r>
             <m:r>
               <m:rPr>
                 <m:sty m:val="p"/>
@@ -3371,46 +3405,48 @@
                 </m:r>
               </m:sup>
             </m:sSup>
-            <m:d>
-              <m:dPr>
-                <m:begChr m:val="("/>
-                <m:sepChr m:val=""/>
-                <m:endChr m:val=")"/>
-                <m:grow/>
-              </m:dPr>
+            <m:r>
+              <m:rPr>
+                <m:sty m:val="p"/>
+              </m:rPr>
+              <m:t>(</m:t>
+            </m:r>
+            <m:sSup>
               <m:e>
-                <m:sSup>
-                  <m:e>
-                    <m:r>
-                      <m:t>x</m:t>
-                    </m:r>
-                  </m:e>
-                  <m:sup>
-                    <m:r>
-                      <m:t>2</m:t>
-                    </m:r>
-                  </m:sup>
-                </m:sSup>
-                <m:r>
-                  <m:rPr>
-                    <m:sty m:val="p"/>
-                  </m:rPr>
-                  <m:t>+</m:t>
-                </m:r>
-                <m:sSup>
-                  <m:e>
-                    <m:r>
-                      <m:t>y</m:t>
-                    </m:r>
-                  </m:e>
-                  <m:sup>
-                    <m:r>
-                      <m:t>2</m:t>
-                    </m:r>
-                  </m:sup>
-                </m:sSup>
+                <m:r>
+                  <m:t>x</m:t>
+                </m:r>
               </m:e>
-            </m:d>
+              <m:sup>
+                <m:r>
+                  <m:t>2</m:t>
+                </m:r>
+              </m:sup>
+            </m:sSup>
+            <m:r>
+              <m:rPr>
+                <m:sty m:val="p"/>
+              </m:rPr>
+              <m:t>+</m:t>
+            </m:r>
+            <m:sSup>
+              <m:e>
+                <m:r>
+                  <m:t>y</m:t>
+                </m:r>
+              </m:e>
+              <m:sup>
+                <m:r>
+                  <m:t>2</m:t>
+                </m:r>
+              </m:sup>
+            </m:sSup>
+            <m:r>
+              <m:rPr>
+                <m:sty m:val="p"/>
+              </m:rPr>
+              <m:t>)</m:t>
+            </m:r>
             <m:r>
               <m:rPr>
                 <m:sty m:val="p"/>
@@ -3485,200 +3521,51 @@
             <m:type m:val="bar"/>
           </m:fPr>
           <m:num>
-            <m:d>
-              <m:dPr>
-                <m:begChr m:val="("/>
-                <m:sepChr m:val=""/>
-                <m:endChr m:val=")"/>
-                <m:grow/>
-              </m:dPr>
-              <m:e>
-                <m:sSup>
-                  <m:e>
-                    <m:r>
-                      <m:t>z</m:t>
-                    </m:r>
-                  </m:e>
-                  <m:sup>
-                    <m:r>
-                      <m:t>2</m:t>
-                    </m:r>
-                  </m:sup>
-                </m:sSup>
-                <m:r>
-                  <m:rPr>
-                    <m:sty m:val="p"/>
-                  </m:rPr>
-                  <m:t>+</m:t>
-                </m:r>
-                <m:r>
-                  <m:t>1</m:t>
-                </m:r>
-              </m:e>
-            </m:d>
+            <m:r>
+              <m:rPr>
+                <m:sty m:val="p"/>
+              </m:rPr>
+              <m:t>(</m:t>
+            </m:r>
             <m:sSup>
               <m:e>
                 <m:r>
-                  <m:t>e</m:t>
+                  <m:t>z</m:t>
                 </m:r>
               </m:e>
               <m:sup>
                 <m:r>
-                  <m:t>x</m:t>
+                  <m:t>2</m:t>
                 </m:r>
               </m:sup>
             </m:sSup>
-          </m:num>
-          <m:den>
+            <m:r>
+              <m:rPr>
+                <m:sty m:val="p"/>
+              </m:rPr>
+              <m:t>+</m:t>
+            </m:r>
+            <m:r>
+              <m:t>1</m:t>
+            </m:r>
+            <m:r>
+              <m:rPr>
+                <m:sty m:val="p"/>
+              </m:rPr>
+              <m:t>)</m:t>
+            </m:r>
             <m:sSup>
               <m:e>
                 <m:r>
-                  <m:t>y</m:t>
+                  <m:t>e</m:t>
                 </m:r>
               </m:e>
               <m:sup>
                 <m:r>
-                  <m:t>2</m:t>
+                  <m:t>x</m:t>
                 </m:r>
               </m:sup>
             </m:sSup>
-            <m:d>
-              <m:dPr>
-                <m:begChr m:val="("/>
-                <m:sepChr m:val=""/>
-                <m:endChr m:val=")"/>
-                <m:grow/>
-              </m:dPr>
-              <m:e>
-                <m:sSup>
-                  <m:e>
-                    <m:r>
-                      <m:t>z</m:t>
-                    </m:r>
-                  </m:e>
-                  <m:sup>
-                    <m:r>
-                      <m:t>2</m:t>
-                    </m:r>
-                  </m:sup>
-                </m:sSup>
-                <m:r>
-                  <m:rPr>
-                    <m:sty m:val="p"/>
-                  </m:rPr>
-                  <m:t>+</m:t>
-                </m:r>
-                <m:r>
-                  <m:t>1</m:t>
-                </m:r>
-              </m:e>
-            </m:d>
-            <m:r>
-              <m:rPr>
-                <m:sty m:val="p"/>
-              </m:rPr>
-              <m:t>−</m:t>
-            </m:r>
-            <m:r>
-              <m:t>1</m:t>
-            </m:r>
-          </m:den>
-        </m:f>
-      </m:oMath>
-      <w:r>
-        <w:t xml:space="preserve"> </w:t>
-      </w:r>
-      <w:r>
-        <w:t xml:space="preserve">and</w:t>
-      </w:r>
-      <w:r>
-        <w:t xml:space="preserve"> </w:t>
-      </w:r>
-      <m:oMath>
-        <m:f>
-          <m:fPr>
-            <m:type m:val="bar"/>
-          </m:fPr>
-          <m:num>
-            <m:r>
-              <m:rPr>
-                <m:sty m:val="p"/>
-              </m:rPr>
-              <m:t>∂</m:t>
-            </m:r>
-            <m:r>
-              <m:t>z</m:t>
-            </m:r>
-          </m:num>
-          <m:den>
-            <m:r>
-              <m:rPr>
-                <m:sty m:val="p"/>
-              </m:rPr>
-              <m:t>∂</m:t>
-            </m:r>
-            <m:r>
-              <m:t>y</m:t>
-            </m:r>
-          </m:den>
-        </m:f>
-        <m:r>
-          <m:rPr>
-            <m:sty m:val="p"/>
-          </m:rPr>
-          <m:t>=</m:t>
-        </m:r>
-        <m:r>
-          <m:rPr>
-            <m:sty m:val="p"/>
-          </m:rPr>
-          <m:t>−</m:t>
-        </m:r>
-        <m:f>
-          <m:fPr>
-            <m:type m:val="bar"/>
-          </m:fPr>
-          <m:num>
-            <m:r>
-              <m:t>2</m:t>
-            </m:r>
-            <m:r>
-              <m:t>y</m:t>
-            </m:r>
-            <m:r>
-              <m:t>z</m:t>
-            </m:r>
-            <m:d>
-              <m:dPr>
-                <m:begChr m:val="("/>
-                <m:sepChr m:val=""/>
-                <m:endChr m:val=")"/>
-                <m:grow/>
-              </m:dPr>
-              <m:e>
-                <m:sSup>
-                  <m:e>
-                    <m:r>
-                      <m:t>z</m:t>
-                    </m:r>
-                  </m:e>
-                  <m:sup>
-                    <m:r>
-                      <m:t>2</m:t>
-                    </m:r>
-                  </m:sup>
-                </m:sSup>
-                <m:r>
-                  <m:rPr>
-                    <m:sty m:val="p"/>
-                  </m:rPr>
-                  <m:t>+</m:t>
-                </m:r>
-                <m:r>
-                  <m:t>1</m:t>
-                </m:r>
-              </m:e>
-            </m:d>
           </m:num>
           <m:den>
             <m:sSup>
@@ -3693,37 +3580,194 @@
                 </m:r>
               </m:sup>
             </m:sSup>
-            <m:d>
-              <m:dPr>
-                <m:begChr m:val="("/>
-                <m:sepChr m:val=""/>
-                <m:endChr m:val=")"/>
-                <m:grow/>
-              </m:dPr>
+            <m:r>
+              <m:rPr>
+                <m:sty m:val="p"/>
+              </m:rPr>
+              <m:t>(</m:t>
+            </m:r>
+            <m:sSup>
               <m:e>
-                <m:sSup>
-                  <m:e>
-                    <m:r>
-                      <m:t>z</m:t>
-                    </m:r>
-                  </m:e>
-                  <m:sup>
-                    <m:r>
-                      <m:t>2</m:t>
-                    </m:r>
-                  </m:sup>
-                </m:sSup>
-                <m:r>
-                  <m:rPr>
-                    <m:sty m:val="p"/>
-                  </m:rPr>
-                  <m:t>+</m:t>
-                </m:r>
-                <m:r>
-                  <m:t>1</m:t>
+                <m:r>
+                  <m:t>z</m:t>
                 </m:r>
               </m:e>
-            </m:d>
+              <m:sup>
+                <m:r>
+                  <m:t>2</m:t>
+                </m:r>
+              </m:sup>
+            </m:sSup>
+            <m:r>
+              <m:rPr>
+                <m:sty m:val="p"/>
+              </m:rPr>
+              <m:t>+</m:t>
+            </m:r>
+            <m:r>
+              <m:t>1</m:t>
+            </m:r>
+            <m:r>
+              <m:rPr>
+                <m:sty m:val="p"/>
+              </m:rPr>
+              <m:t>)</m:t>
+            </m:r>
+            <m:r>
+              <m:rPr>
+                <m:sty m:val="p"/>
+              </m:rPr>
+              <m:t>−</m:t>
+            </m:r>
+            <m:r>
+              <m:t>1</m:t>
+            </m:r>
+          </m:den>
+        </m:f>
+      </m:oMath>
+      <w:r>
+        <w:t xml:space="preserve"> </w:t>
+      </w:r>
+      <w:r>
+        <w:t xml:space="preserve">and</w:t>
+      </w:r>
+      <w:r>
+        <w:t xml:space="preserve"> </w:t>
+      </w:r>
+      <m:oMath>
+        <m:f>
+          <m:fPr>
+            <m:type m:val="bar"/>
+          </m:fPr>
+          <m:num>
+            <m:r>
+              <m:rPr>
+                <m:sty m:val="p"/>
+              </m:rPr>
+              <m:t>∂</m:t>
+            </m:r>
+            <m:r>
+              <m:t>z</m:t>
+            </m:r>
+          </m:num>
+          <m:den>
+            <m:r>
+              <m:rPr>
+                <m:sty m:val="p"/>
+              </m:rPr>
+              <m:t>∂</m:t>
+            </m:r>
+            <m:r>
+              <m:t>y</m:t>
+            </m:r>
+          </m:den>
+        </m:f>
+        <m:r>
+          <m:rPr>
+            <m:sty m:val="p"/>
+          </m:rPr>
+          <m:t>=</m:t>
+        </m:r>
+        <m:r>
+          <m:rPr>
+            <m:sty m:val="p"/>
+          </m:rPr>
+          <m:t>−</m:t>
+        </m:r>
+        <m:f>
+          <m:fPr>
+            <m:type m:val="bar"/>
+          </m:fPr>
+          <m:num>
+            <m:r>
+              <m:t>2</m:t>
+            </m:r>
+            <m:r>
+              <m:t>y</m:t>
+            </m:r>
+            <m:r>
+              <m:t>z</m:t>
+            </m:r>
+            <m:r>
+              <m:rPr>
+                <m:sty m:val="p"/>
+              </m:rPr>
+              <m:t>(</m:t>
+            </m:r>
+            <m:sSup>
+              <m:e>
+                <m:r>
+                  <m:t>z</m:t>
+                </m:r>
+              </m:e>
+              <m:sup>
+                <m:r>
+                  <m:t>2</m:t>
+                </m:r>
+              </m:sup>
+            </m:sSup>
+            <m:r>
+              <m:rPr>
+                <m:sty m:val="p"/>
+              </m:rPr>
+              <m:t>+</m:t>
+            </m:r>
+            <m:r>
+              <m:t>1</m:t>
+            </m:r>
+            <m:r>
+              <m:rPr>
+                <m:sty m:val="p"/>
+              </m:rPr>
+              <m:t>)</m:t>
+            </m:r>
+          </m:num>
+          <m:den>
+            <m:sSup>
+              <m:e>
+                <m:r>
+                  <m:t>y</m:t>
+                </m:r>
+              </m:e>
+              <m:sup>
+                <m:r>
+                  <m:t>2</m:t>
+                </m:r>
+              </m:sup>
+            </m:sSup>
+            <m:r>
+              <m:rPr>
+                <m:sty m:val="p"/>
+              </m:rPr>
+              <m:t>(</m:t>
+            </m:r>
+            <m:sSup>
+              <m:e>
+                <m:r>
+                  <m:t>z</m:t>
+                </m:r>
+              </m:e>
+              <m:sup>
+                <m:r>
+                  <m:t>2</m:t>
+                </m:r>
+              </m:sup>
+            </m:sSup>
+            <m:r>
+              <m:rPr>
+                <m:sty m:val="p"/>
+              </m:rPr>
+              <m:t>+</m:t>
+            </m:r>
+            <m:r>
+              <m:t>1</m:t>
+            </m:r>
+            <m:r>
+              <m:rPr>
+                <m:sty m:val="p"/>
+              </m:rPr>
+              <m:t>)</m:t>
+            </m:r>
             <m:r>
               <m:rPr>
                 <m:sty m:val="p"/>
@@ -3795,58 +3839,62 @@
             <m:r>
               <m:t>z</m:t>
             </m:r>
-            <m:d>
-              <m:dPr>
-                <m:begChr m:val="("/>
-                <m:sepChr m:val=""/>
-                <m:endChr m:val=")"/>
-                <m:grow/>
-              </m:dPr>
-              <m:e>
-                <m:r>
-                  <m:t>x</m:t>
-                </m:r>
-                <m:r>
-                  <m:t>y</m:t>
-                </m:r>
-                <m:r>
-                  <m:rPr>
-                    <m:sty m:val="p"/>
-                  </m:rPr>
-                  <m:t>+</m:t>
-                </m:r>
-                <m:r>
-                  <m:t>1</m:t>
-                </m:r>
-              </m:e>
-            </m:d>
-          </m:num>
-          <m:den>
-            <m:r>
-              <m:t>x</m:t>
-            </m:r>
-            <m:d>
-              <m:dPr>
-                <m:begChr m:val="("/>
-                <m:sepChr m:val=""/>
-                <m:endChr m:val=")"/>
-                <m:grow/>
-              </m:dPr>
-              <m:e>
-                <m:r>
-                  <m:t>z</m:t>
-                </m:r>
-                <m:r>
-                  <m:rPr>
-                    <m:sty m:val="p"/>
-                  </m:rPr>
-                  <m:t>−</m:t>
-                </m:r>
-                <m:r>
-                  <m:t>1</m:t>
-                </m:r>
-              </m:e>
-            </m:d>
+            <m:r>
+              <m:rPr>
+                <m:sty m:val="p"/>
+              </m:rPr>
+              <m:t>(</m:t>
+            </m:r>
+            <m:r>
+              <m:t>x</m:t>
+            </m:r>
+            <m:r>
+              <m:t>y</m:t>
+            </m:r>
+            <m:r>
+              <m:rPr>
+                <m:sty m:val="p"/>
+              </m:rPr>
+              <m:t>+</m:t>
+            </m:r>
+            <m:r>
+              <m:t>1</m:t>
+            </m:r>
+            <m:r>
+              <m:rPr>
+                <m:sty m:val="p"/>
+              </m:rPr>
+              <m:t>)</m:t>
+            </m:r>
+          </m:num>
+          <m:den>
+            <m:r>
+              <m:t>x</m:t>
+            </m:r>
+            <m:r>
+              <m:rPr>
+                <m:sty m:val="p"/>
+              </m:rPr>
+              <m:t>(</m:t>
+            </m:r>
+            <m:r>
+              <m:t>z</m:t>
+            </m:r>
+            <m:r>
+              <m:rPr>
+                <m:sty m:val="p"/>
+              </m:rPr>
+              <m:t>−</m:t>
+            </m:r>
+            <m:r>
+              <m:t>1</m:t>
+            </m:r>
+            <m:r>
+              <m:rPr>
+                <m:sty m:val="p"/>
+              </m:rPr>
+              <m:t>)</m:t>
+            </m:r>
           </m:den>
         </m:f>
       </m:oMath>
@@ -4033,114 +4081,11 @@
             <m:r>
               <m:t>y</m:t>
             </m:r>
-            <m:d>
-              <m:dPr>
-                <m:begChr m:val="("/>
-                <m:sepChr m:val=""/>
-                <m:endChr m:val=")"/>
-                <m:grow/>
-              </m:dPr>
-              <m:e>
-                <m:sSup>
-                  <m:e>
-                    <m:r>
-                      <m:t>e</m:t>
-                    </m:r>
-                  </m:e>
-                  <m:sup>
-                    <m:r>
-                      <m:t>x</m:t>
-                    </m:r>
-                    <m:r>
-                      <m:t>z</m:t>
-                    </m:r>
-                  </m:sup>
-                </m:sSup>
-                <m:r>
-                  <m:rPr>
-                    <m:sty m:val="p"/>
-                  </m:rPr>
-                  <m:t>+</m:t>
-                </m:r>
-                <m:sSup>
-                  <m:e>
-                    <m:r>
-                      <m:t>e</m:t>
-                    </m:r>
-                  </m:e>
-                  <m:sup>
-                    <m:r>
-                      <m:t>y</m:t>
-                    </m:r>
-                    <m:r>
-                      <m:t>z</m:t>
-                    </m:r>
-                  </m:sup>
-                </m:sSup>
-              </m:e>
-            </m:d>
-          </m:den>
-        </m:f>
-      </m:oMath>
-      <w:r>
-        <w:t xml:space="preserve"> </w:t>
-      </w:r>
-      <w:r>
-        <w:t xml:space="preserve">and</w:t>
-      </w:r>
-      <w:r>
-        <w:t xml:space="preserve"> </w:t>
-      </w:r>
-      <m:oMath>
-        <m:f>
-          <m:fPr>
-            <m:type m:val="bar"/>
-          </m:fPr>
-          <m:num>
-            <m:r>
-              <m:rPr>
-                <m:sty m:val="p"/>
-              </m:rPr>
-              <m:t>∂</m:t>
-            </m:r>
-            <m:r>
-              <m:t>z</m:t>
-            </m:r>
-          </m:num>
-          <m:den>
-            <m:r>
-              <m:rPr>
-                <m:sty m:val="p"/>
-              </m:rPr>
-              <m:t>∂</m:t>
-            </m:r>
-            <m:r>
-              <m:t>y</m:t>
-            </m:r>
-          </m:den>
-        </m:f>
-        <m:r>
-          <m:rPr>
-            <m:sty m:val="p"/>
-          </m:rPr>
-          <m:t>=</m:t>
-        </m:r>
-        <m:r>
-          <m:rPr>
-            <m:sty m:val="p"/>
-          </m:rPr>
-          <m:t>−</m:t>
-        </m:r>
-        <m:f>
-          <m:fPr>
-            <m:type m:val="bar"/>
-          </m:fPr>
-          <m:num>
-            <m:r>
-              <m:t>x</m:t>
-            </m:r>
-            <m:r>
-              <m:t>z</m:t>
+            <m:r>
+              <m:rPr>
+                <m:sty m:val="p"/>
+              </m:rPr>
+              <m:t>(</m:t>
             </m:r>
             <m:sSup>
               <m:e>
@@ -4150,7 +4095,7 @@
               </m:e>
               <m:sup>
                 <m:r>
-                  <m:t>y</m:t>
+                  <m:t>x</m:t>
                 </m:r>
                 <m:r>
                   <m:t>z</m:t>
@@ -4171,67 +4116,174 @@
               </m:e>
               <m:sup>
                 <m:r>
-                  <m:t>x</m:t>
+                  <m:t>y</m:t>
                 </m:r>
                 <m:r>
                   <m:t>z</m:t>
                 </m:r>
               </m:sup>
             </m:sSup>
-          </m:num>
-          <m:den>
-            <m:r>
-              <m:t>x</m:t>
-            </m:r>
-            <m:r>
-              <m:t>y</m:t>
-            </m:r>
-            <m:d>
-              <m:dPr>
-                <m:begChr m:val="("/>
-                <m:sepChr m:val=""/>
-                <m:endChr m:val=")"/>
-                <m:grow/>
-              </m:dPr>
+            <m:r>
+              <m:rPr>
+                <m:sty m:val="p"/>
+              </m:rPr>
+              <m:t>)</m:t>
+            </m:r>
+          </m:den>
+        </m:f>
+      </m:oMath>
+      <w:r>
+        <w:t xml:space="preserve"> </w:t>
+      </w:r>
+      <w:r>
+        <w:t xml:space="preserve">and</w:t>
+      </w:r>
+      <w:r>
+        <w:t xml:space="preserve"> </w:t>
+      </w:r>
+      <m:oMath>
+        <m:f>
+          <m:fPr>
+            <m:type m:val="bar"/>
+          </m:fPr>
+          <m:num>
+            <m:r>
+              <m:rPr>
+                <m:sty m:val="p"/>
+              </m:rPr>
+              <m:t>∂</m:t>
+            </m:r>
+            <m:r>
+              <m:t>z</m:t>
+            </m:r>
+          </m:num>
+          <m:den>
+            <m:r>
+              <m:rPr>
+                <m:sty m:val="p"/>
+              </m:rPr>
+              <m:t>∂</m:t>
+            </m:r>
+            <m:r>
+              <m:t>y</m:t>
+            </m:r>
+          </m:den>
+        </m:f>
+        <m:r>
+          <m:rPr>
+            <m:sty m:val="p"/>
+          </m:rPr>
+          <m:t>=</m:t>
+        </m:r>
+        <m:r>
+          <m:rPr>
+            <m:sty m:val="p"/>
+          </m:rPr>
+          <m:t>−</m:t>
+        </m:r>
+        <m:f>
+          <m:fPr>
+            <m:type m:val="bar"/>
+          </m:fPr>
+          <m:num>
+            <m:r>
+              <m:t>x</m:t>
+            </m:r>
+            <m:r>
+              <m:t>z</m:t>
+            </m:r>
+            <m:sSup>
               <m:e>
-                <m:sSup>
-                  <m:e>
-                    <m:r>
-                      <m:t>e</m:t>
-                    </m:r>
-                  </m:e>
-                  <m:sup>
-                    <m:r>
-                      <m:t>x</m:t>
-                    </m:r>
-                    <m:r>
-                      <m:t>z</m:t>
-                    </m:r>
-                  </m:sup>
-                </m:sSup>
-                <m:r>
-                  <m:rPr>
-                    <m:sty m:val="p"/>
-                  </m:rPr>
-                  <m:t>+</m:t>
-                </m:r>
-                <m:sSup>
-                  <m:e>
-                    <m:r>
-                      <m:t>e</m:t>
-                    </m:r>
-                  </m:e>
-                  <m:sup>
-                    <m:r>
-                      <m:t>y</m:t>
-                    </m:r>
-                    <m:r>
-                      <m:t>z</m:t>
-                    </m:r>
-                  </m:sup>
-                </m:sSup>
+                <m:r>
+                  <m:t>e</m:t>
+                </m:r>
               </m:e>
-            </m:d>
+              <m:sup>
+                <m:r>
+                  <m:t>y</m:t>
+                </m:r>
+                <m:r>
+                  <m:t>z</m:t>
+                </m:r>
+              </m:sup>
+            </m:sSup>
+            <m:r>
+              <m:rPr>
+                <m:sty m:val="p"/>
+              </m:rPr>
+              <m:t>+</m:t>
+            </m:r>
+            <m:sSup>
+              <m:e>
+                <m:r>
+                  <m:t>e</m:t>
+                </m:r>
+              </m:e>
+              <m:sup>
+                <m:r>
+                  <m:t>x</m:t>
+                </m:r>
+                <m:r>
+                  <m:t>z</m:t>
+                </m:r>
+              </m:sup>
+            </m:sSup>
+          </m:num>
+          <m:den>
+            <m:r>
+              <m:t>x</m:t>
+            </m:r>
+            <m:r>
+              <m:t>y</m:t>
+            </m:r>
+            <m:r>
+              <m:rPr>
+                <m:sty m:val="p"/>
+              </m:rPr>
+              <m:t>(</m:t>
+            </m:r>
+            <m:sSup>
+              <m:e>
+                <m:r>
+                  <m:t>e</m:t>
+                </m:r>
+              </m:e>
+              <m:sup>
+                <m:r>
+                  <m:t>x</m:t>
+                </m:r>
+                <m:r>
+                  <m:t>z</m:t>
+                </m:r>
+              </m:sup>
+            </m:sSup>
+            <m:r>
+              <m:rPr>
+                <m:sty m:val="p"/>
+              </m:rPr>
+              <m:t>+</m:t>
+            </m:r>
+            <m:sSup>
+              <m:e>
+                <m:r>
+                  <m:t>e</m:t>
+                </m:r>
+              </m:e>
+              <m:sup>
+                <m:r>
+                  <m:t>y</m:t>
+                </m:r>
+                <m:r>
+                  <m:t>z</m:t>
+                </m:r>
+              </m:sup>
+            </m:sSup>
+            <m:r>
+              <m:rPr>
+                <m:sty m:val="p"/>
+              </m:rPr>
+              <m:t>)</m:t>
+            </m:r>
           </m:den>
         </m:f>
       </m:oMath>
@@ -4297,38 +4349,42 @@
               </m:rPr>
               <m:t>cos</m:t>
             </m:r>
-            <m:d>
-              <m:dPr>
-                <m:begChr m:val="("/>
-                <m:sepChr m:val=""/>
-                <m:endChr m:val=")"/>
-                <m:grow/>
-              </m:dPr>
-              <m:e>
-                <m:r>
-                  <m:t>x</m:t>
-                </m:r>
-              </m:e>
-            </m:d>
+            <m:r>
+              <m:rPr>
+                <m:sty m:val="p"/>
+              </m:rPr>
+              <m:t>(</m:t>
+            </m:r>
+            <m:r>
+              <m:t>x</m:t>
+            </m:r>
+            <m:r>
+              <m:rPr>
+                <m:sty m:val="p"/>
+              </m:rPr>
+              <m:t>)</m:t>
+            </m:r>
             <m:r>
               <m:rPr>
                 <m:sty m:val="p"/>
               </m:rPr>
               <m:t>cos</m:t>
             </m:r>
-            <m:d>
-              <m:dPr>
-                <m:begChr m:val="("/>
-                <m:sepChr m:val=""/>
-                <m:endChr m:val=")"/>
-                <m:grow/>
-              </m:dPr>
-              <m:e>
-                <m:r>
-                  <m:t>z</m:t>
-                </m:r>
-              </m:e>
-            </m:d>
+            <m:r>
+              <m:rPr>
+                <m:sty m:val="p"/>
+              </m:rPr>
+              <m:t>(</m:t>
+            </m:r>
+            <m:r>
+              <m:t>z</m:t>
+            </m:r>
+            <m:r>
+              <m:rPr>
+                <m:sty m:val="p"/>
+              </m:rPr>
+              <m:t>)</m:t>
+            </m:r>
           </m:num>
           <m:den>
             <m:r>
@@ -4337,38 +4393,42 @@
               </m:rPr>
               <m:t>sin</m:t>
             </m:r>
-            <m:d>
-              <m:dPr>
-                <m:begChr m:val="("/>
-                <m:sepChr m:val=""/>
-                <m:endChr m:val=")"/>
-                <m:grow/>
-              </m:dPr>
-              <m:e>
-                <m:r>
-                  <m:t>x</m:t>
-                </m:r>
-              </m:e>
-            </m:d>
+            <m:r>
+              <m:rPr>
+                <m:sty m:val="p"/>
+              </m:rPr>
+              <m:t>(</m:t>
+            </m:r>
+            <m:r>
+              <m:t>x</m:t>
+            </m:r>
+            <m:r>
+              <m:rPr>
+                <m:sty m:val="p"/>
+              </m:rPr>
+              <m:t>)</m:t>
+            </m:r>
             <m:r>
               <m:rPr>
                 <m:sty m:val="p"/>
               </m:rPr>
               <m:t>sin</m:t>
             </m:r>
-            <m:d>
-              <m:dPr>
-                <m:begChr m:val="("/>
-                <m:sepChr m:val=""/>
-                <m:endChr m:val=")"/>
-                <m:grow/>
-              </m:dPr>
-              <m:e>
-                <m:r>
-                  <m:t>z</m:t>
-                </m:r>
-              </m:e>
-            </m:d>
+            <m:r>
+              <m:rPr>
+                <m:sty m:val="p"/>
+              </m:rPr>
+              <m:t>(</m:t>
+            </m:r>
+            <m:r>
+              <m:t>z</m:t>
+            </m:r>
+            <m:r>
+              <m:rPr>
+                <m:sty m:val="p"/>
+              </m:rPr>
+              <m:t>)</m:t>
+            </m:r>
             <m:r>
               <m:rPr>
                 <m:sty m:val="p"/>
@@ -4455,38 +4515,42 @@
               </m:rPr>
               <m:t>sin</m:t>
             </m:r>
-            <m:d>
-              <m:dPr>
-                <m:begChr m:val="("/>
-                <m:sepChr m:val=""/>
-                <m:endChr m:val=")"/>
-                <m:grow/>
-              </m:dPr>
-              <m:e>
-                <m:r>
-                  <m:t>x</m:t>
-                </m:r>
-              </m:e>
-            </m:d>
+            <m:r>
+              <m:rPr>
+                <m:sty m:val="p"/>
+              </m:rPr>
+              <m:t>(</m:t>
+            </m:r>
+            <m:r>
+              <m:t>x</m:t>
+            </m:r>
+            <m:r>
+              <m:rPr>
+                <m:sty m:val="p"/>
+              </m:rPr>
+              <m:t>)</m:t>
+            </m:r>
             <m:r>
               <m:rPr>
                 <m:sty m:val="p"/>
               </m:rPr>
               <m:t>sin</m:t>
             </m:r>
-            <m:d>
-              <m:dPr>
-                <m:begChr m:val="("/>
-                <m:sepChr m:val=""/>
-                <m:endChr m:val=")"/>
-                <m:grow/>
-              </m:dPr>
-              <m:e>
-                <m:r>
-                  <m:t>z</m:t>
-                </m:r>
-              </m:e>
-            </m:d>
+            <m:r>
+              <m:rPr>
+                <m:sty m:val="p"/>
+              </m:rPr>
+              <m:t>(</m:t>
+            </m:r>
+            <m:r>
+              <m:t>z</m:t>
+            </m:r>
+            <m:r>
+              <m:rPr>
+                <m:sty m:val="p"/>
+              </m:rPr>
+              <m:t>)</m:t>
+            </m:r>
             <m:r>
               <m:rPr>
                 <m:sty m:val="p"/>
@@ -4924,89 +4988,93 @@
             <m:r>
               <m:t>z</m:t>
             </m:r>
-            <m:d>
-              <m:dPr>
-                <m:begChr m:val="("/>
-                <m:sepChr m:val=""/>
-                <m:endChr m:val=")"/>
-                <m:grow/>
-              </m:dPr>
+            <m:r>
+              <m:rPr>
+                <m:sty m:val="p"/>
+              </m:rPr>
+              <m:t>(</m:t>
+            </m:r>
+            <m:r>
+              <m:t>2</m:t>
+            </m:r>
+            <m:r>
+              <m:t>x</m:t>
+            </m:r>
+            <m:r>
+              <m:rPr>
+                <m:sty m:val="p"/>
+              </m:rPr>
+              <m:t>+</m:t>
+            </m:r>
+            <m:rad>
+              <m:radPr>
+                <m:degHide m:val="on"/>
+              </m:radPr>
+              <m:deg/>
               <m:e>
                 <m:r>
-                  <m:t>2</m:t>
-                </m:r>
-                <m:r>
                   <m:t>x</m:t>
                 </m:r>
                 <m:r>
-                  <m:rPr>
-                    <m:sty m:val="p"/>
-                  </m:rPr>
-                  <m:t>+</m:t>
-                </m:r>
-                <m:rad>
-                  <m:radPr>
-                    <m:degHide m:val="on"/>
-                  </m:radPr>
-                  <m:deg/>
-                  <m:e>
-                    <m:r>
-                      <m:t>x</m:t>
-                    </m:r>
-                    <m:r>
-                      <m:t>y</m:t>
-                    </m:r>
-                    <m:r>
-                      <m:t>z</m:t>
-                    </m:r>
-                  </m:e>
-                </m:rad>
+                  <m:t>y</m:t>
+                </m:r>
+                <m:r>
+                  <m:t>z</m:t>
+                </m:r>
               </m:e>
-            </m:d>
-          </m:num>
-          <m:den>
-            <m:r>
-              <m:t>x</m:t>
-            </m:r>
-            <m:d>
-              <m:dPr>
-                <m:begChr m:val="("/>
-                <m:sepChr m:val=""/>
-                <m:endChr m:val=")"/>
-                <m:grow/>
-              </m:dPr>
+            </m:rad>
+            <m:r>
+              <m:rPr>
+                <m:sty m:val="p"/>
+              </m:rPr>
+              <m:t>)</m:t>
+            </m:r>
+          </m:num>
+          <m:den>
+            <m:r>
+              <m:t>x</m:t>
+            </m:r>
+            <m:r>
+              <m:rPr>
+                <m:sty m:val="p"/>
+              </m:rPr>
+              <m:t>(</m:t>
+            </m:r>
+            <m:r>
+              <m:t>2</m:t>
+            </m:r>
+            <m:r>
+              <m:t>z</m:t>
+            </m:r>
+            <m:r>
+              <m:rPr>
+                <m:sty m:val="p"/>
+              </m:rPr>
+              <m:t>−</m:t>
+            </m:r>
+            <m:rad>
+              <m:radPr>
+                <m:degHide m:val="on"/>
+              </m:radPr>
+              <m:deg/>
               <m:e>
                 <m:r>
-                  <m:t>2</m:t>
+                  <m:t>x</m:t>
+                </m:r>
+                <m:r>
+                  <m:t>y</m:t>
                 </m:r>
                 <m:r>
                   <m:t>z</m:t>
                 </m:r>
-                <m:r>
-                  <m:rPr>
-                    <m:sty m:val="p"/>
-                  </m:rPr>
-                  <m:t>−</m:t>
-                </m:r>
-                <m:rad>
-                  <m:radPr>
-                    <m:degHide m:val="on"/>
-                  </m:radPr>
-                  <m:deg/>
-                  <m:e>
-                    <m:r>
-                      <m:t>x</m:t>
-                    </m:r>
-                    <m:r>
-                      <m:t>y</m:t>
-                    </m:r>
-                    <m:r>
-                      <m:t>z</m:t>
-                    </m:r>
-                  </m:e>
-                </m:rad>
               </m:e>
-            </m:d>
+            </m:rad>
+            <m:r>
+              <m:rPr>
+                <m:sty m:val="p"/>
+              </m:rPr>
+              <m:t>)</m:t>
+            </m:r>
           </m:den>
         </m:f>
       </m:oMath>
@@ -5067,89 +5135,93 @@
             <m:r>
               <m:t>z</m:t>
             </m:r>
-            <m:d>
-              <m:dPr>
-                <m:begChr m:val="("/>
-                <m:sepChr m:val=""/>
-                <m:endChr m:val=")"/>
-                <m:grow/>
-              </m:dPr>
+            <m:r>
+              <m:rPr>
+                <m:sty m:val="p"/>
+              </m:rPr>
+              <m:t>(</m:t>
+            </m:r>
+            <m:r>
+              <m:t>2</m:t>
+            </m:r>
+            <m:r>
+              <m:t>y</m:t>
+            </m:r>
+            <m:r>
+              <m:rPr>
+                <m:sty m:val="p"/>
+              </m:rPr>
+              <m:t>−</m:t>
+            </m:r>
+            <m:rad>
+              <m:radPr>
+                <m:degHide m:val="on"/>
+              </m:radPr>
+              <m:deg/>
               <m:e>
                 <m:r>
-                  <m:t>2</m:t>
+                  <m:t>x</m:t>
                 </m:r>
                 <m:r>
                   <m:t>y</m:t>
                 </m:r>
                 <m:r>
-                  <m:rPr>
-                    <m:sty m:val="p"/>
-                  </m:rPr>
-                  <m:t>−</m:t>
-                </m:r>
-                <m:rad>
-                  <m:radPr>
-                    <m:degHide m:val="on"/>
-                  </m:radPr>
-                  <m:deg/>
-                  <m:e>
-                    <m:r>
-                      <m:t>x</m:t>
-                    </m:r>
-                    <m:r>
-                      <m:t>y</m:t>
-                    </m:r>
-                    <m:r>
-                      <m:t>z</m:t>
-                    </m:r>
-                  </m:e>
-                </m:rad>
+                  <m:t>z</m:t>
+                </m:r>
               </m:e>
-            </m:d>
-          </m:num>
-          <m:den>
-            <m:r>
-              <m:t>y</m:t>
-            </m:r>
-            <m:d>
-              <m:dPr>
-                <m:begChr m:val="("/>
-                <m:sepChr m:val=""/>
-                <m:endChr m:val=")"/>
-                <m:grow/>
-              </m:dPr>
+            </m:rad>
+            <m:r>
+              <m:rPr>
+                <m:sty m:val="p"/>
+              </m:rPr>
+              <m:t>)</m:t>
+            </m:r>
+          </m:num>
+          <m:den>
+            <m:r>
+              <m:t>y</m:t>
+            </m:r>
+            <m:r>
+              <m:rPr>
+                <m:sty m:val="p"/>
+              </m:rPr>
+              <m:t>(</m:t>
+            </m:r>
+            <m:r>
+              <m:t>2</m:t>
+            </m:r>
+            <m:r>
+              <m:t>z</m:t>
+            </m:r>
+            <m:r>
+              <m:rPr>
+                <m:sty m:val="p"/>
+              </m:rPr>
+              <m:t>−</m:t>
+            </m:r>
+            <m:rad>
+              <m:radPr>
+                <m:degHide m:val="on"/>
+              </m:radPr>
+              <m:deg/>
               <m:e>
                 <m:r>
-                  <m:t>2</m:t>
+                  <m:t>x</m:t>
+                </m:r>
+                <m:r>
+                  <m:t>y</m:t>
                 </m:r>
                 <m:r>
                   <m:t>z</m:t>
                 </m:r>
-                <m:r>
-                  <m:rPr>
-                    <m:sty m:val="p"/>
-                  </m:rPr>
-                  <m:t>−</m:t>
-                </m:r>
-                <m:rad>
-                  <m:radPr>
-                    <m:degHide m:val="on"/>
-                  </m:radPr>
-                  <m:deg/>
-                  <m:e>
-                    <m:r>
-                      <m:t>x</m:t>
-                    </m:r>
-                    <m:r>
-                      <m:t>y</m:t>
-                    </m:r>
-                    <m:r>
-                      <m:t>z</m:t>
-                    </m:r>
-                  </m:e>
-                </m:rad>
               </m:e>
-            </m:d>
+            </m:rad>
+            <m:r>
+              <m:rPr>
+                <m:sty m:val="p"/>
+              </m:rPr>
+              <m:t>)</m:t>
+            </m:r>
           </m:den>
         </m:f>
       </m:oMath>
@@ -5164,9 +5236,9 @@
         </w:pict>
       </w:r>
     </w:p>
-    <w:bookmarkEnd w:id="22"/>
-    <w:bookmarkEnd w:id="23"/>
-    <w:bookmarkStart w:id="25" w:name="version-history-and-licensing"/>
+    <w:bookmarkEnd w:id="11"/>
+    <w:bookmarkEnd w:id="12"/>
+    <w:bookmarkStart w:id="14" w:name="version-history-and-licensing"/>
     <w:p>
       <w:pPr>
         <w:pStyle w:val="Heading2"/>
@@ -5187,7 +5259,7 @@
       <w:pPr>
         <w:pStyle w:val="BodyText"/>
       </w:pPr>
-      <w:hyperlink r:id="rId24">
+      <w:hyperlink r:id="rId13">
         <w:r>
           <w:rPr>
             <w:rStyle w:val="Hyperlink"/>
@@ -5196,7 +5268,7 @@
         </w:r>
       </w:hyperlink>
     </w:p>
-    <w:bookmarkEnd w:id="25"/>
+    <w:bookmarkEnd w:id="14"/>
     <w:sectPr>
       <w:pgSz w:h="15840" w:w="12240"/>
       <w:pgMar w:bottom="1440" w:footer="720" w:gutter="0" w:header="720" w:left="1440" w:right="1440" w:top="1440"/>
